--- a/comms-portal/comms-portal-launch-email-updated.docx
+++ b/comms-portal/comms-portal-launch-email-updated.docx
@@ -29,7 +29,7 @@
           <w:color w:val="182B3C"/>
           <w:sz w:val="44"/>
         </w:rPr>
-        <w:t>Updates from the Communications Team</w:t>
+        <w:t>Launching the Communications Portal</w:t>
       </w:r>
     </w:p>
     <w:p>
@@ -44,7 +44,7 @@
           <w:color w:val="1E2F42"/>
           <w:sz w:val="22"/>
         </w:rPr>
-        <w:t>Launching the Communications Portal, The Commons — the department's new blog — and an updated Brand Guide. See the schedule below for the launch date.</w:t>
+        <w:t>One place for the tools, templates, brand resources, and workflows we use every day. There's also a new Calendar section so you can post and manage your own events without waiting on Comms.</w:t>
       </w:r>
     </w:p>
     <w:p>
@@ -74,7 +74,7 @@
           <w:color w:val="1E2F42"/>
           <w:sz w:val="22"/>
         </w:rPr>
-        <w:t>[Launch date — TBD] · Portal launch walkthrough.</w:t>
+        <w:t>[Launch walkthrough. Date TBD.]</w:t>
       </w:r>
     </w:p>
     <w:p>
@@ -89,7 +89,7 @@
           <w:color w:val="1E2F42"/>
           <w:sz w:val="22"/>
         </w:rPr>
-        <w:t>We'll pick a date shortly and send the calendar invite. The walkthrough is a live tour of everything below, with time for questions and setup.</w:t>
+        <w:t>We'll pick a date shortly and send the calendar invite. The walkthrough is a live tour of every section, with a demo of the new Calendar and time for questions.</w:t>
       </w:r>
     </w:p>
     <w:p>
@@ -119,7 +119,7 @@
           <w:color w:val="1E2F42"/>
           <w:sz w:val="22"/>
         </w:rPr>
-        <w:t>Three things launching together: the new Communications Portal, The Commons (a new blogging space for department teams), and an updated Brand Guide. They make it easier to find what you need, reduce back-and-forth, and connect our team's work.</w:t>
+        <w:t>The Communications Portal pulls together the tools you already use into one place, so you're not hunting through Teams, SharePoint, and the Handbook to find what you need. Nothing you use today is going away. We've just given it a shared front door, and added a real self-service workflow for calendar events on top.</w:t>
       </w:r>
     </w:p>
     <w:p>
@@ -134,7 +134,18 @@
           <w:color w:val="1E2F42"/>
           <w:sz w:val="22"/>
         </w:rPr>
-        <w:t>The Communications Portal is your one-stop shop for anything comms at the Maine DOE. It brings together the tools, templates, brand resources, and workflows your team uses every day — plus new self-service features so you can manage your own events and articles without waiting on Comms.</w:t>
+        <w:t>Quick note on The Commons and the updated Brand Guide. Both are already live and in use. The portal is where you'll open them from now on, but if you've been using them, nothing about how they work changes.</w:t>
+      </w:r>
+    </w:p>
+    <w:p>
+      <w:pPr>
+        <w:spacing w:after="200"/>
+      </w:pPr>
+      <w:r>
+        <w:rPr>
+          <w:color w:val="CBD5E1"/>
+        </w:rPr>
+        <w:t>____________________________________________________________</w:t>
       </w:r>
     </w:p>
     <w:p>
@@ -169,283 +180,6 @@
     </w:p>
     <w:p>
       <w:pPr>
-        <w:spacing w:after="160"/>
-      </w:pPr>
-      <w:r>
-        <w:rPr>
-          <w:rFonts w:ascii="Calibri" w:hAnsi="Calibri"/>
-          <w:b w:val="0"/>
-          <w:i w:val="0"/>
-          <w:color w:val="1E2F42"/>
-          <w:sz w:val="22"/>
-        </w:rPr>
-        <w:t>Nine sections in the sidebar, each one built to answer a specific need:</w:t>
-      </w:r>
-    </w:p>
-    <w:p>
-      <w:pPr>
-        <w:spacing w:after="80"/>
-      </w:pPr>
-      <w:r>
-        <w:rPr>
-          <w:b/>
-          <w:color w:val="182B3C"/>
-          <w:sz w:val="22"/>
-        </w:rPr>
-        <w:t>Homebase</w:t>
-      </w:r>
-      <w:r>
-        <w:t xml:space="preserve">  </w:t>
-      </w:r>
-      <w:r>
-        <w:rPr>
-          <w:color w:val="1E2F42"/>
-          <w:sz w:val="22"/>
-        </w:rPr>
-        <w:t>— department notifications, Maine DOE News, social, and contact information. The starting point when you open the portal.</w:t>
-      </w:r>
-    </w:p>
-    <w:p>
-      <w:pPr>
-        <w:spacing w:after="80"/>
-      </w:pPr>
-      <w:r>
-        <w:rPr>
-          <w:b/>
-          <w:color w:val="182B3C"/>
-          <w:sz w:val="22"/>
-        </w:rPr>
-        <w:t>Branding &amp; Comms</w:t>
-      </w:r>
-      <w:r>
-        <w:t xml:space="preserve">  </w:t>
-      </w:r>
-      <w:r>
-        <w:rPr>
-          <w:color w:val="1E2F42"/>
-          <w:sz w:val="22"/>
-        </w:rPr>
-        <w:t>— the interactive Brand Guide. Colors, typography, voice, language, correspondence, and logos, always current.</w:t>
-      </w:r>
-    </w:p>
-    <w:p>
-      <w:pPr>
-        <w:spacing w:after="80"/>
-      </w:pPr>
-      <w:r>
-        <w:rPr>
-          <w:b/>
-          <w:color w:val="182B3C"/>
-          <w:sz w:val="22"/>
-        </w:rPr>
-        <w:t>EnGiNE</w:t>
-      </w:r>
-      <w:r>
-        <w:t xml:space="preserve">  </w:t>
-      </w:r>
-      <w:r>
-        <w:rPr>
-          <w:color w:val="1E2F42"/>
-          <w:sz w:val="22"/>
-        </w:rPr>
-        <w:t>— quick access to Maine's professional learning platform. Information Portals, Training, Courses in a Series, Office Hours, and links to the EnGiNE Support Center.</w:t>
-      </w:r>
-    </w:p>
-    <w:p>
-      <w:pPr>
-        <w:spacing w:after="80"/>
-      </w:pPr>
-      <w:r>
-        <w:rPr>
-          <w:b/>
-          <w:color w:val="182B3C"/>
-          <w:sz w:val="22"/>
-        </w:rPr>
-        <w:t>Calendar</w:t>
-      </w:r>
-      <w:r>
-        <w:t xml:space="preserve">  </w:t>
-      </w:r>
-      <w:r>
-        <w:rPr>
-          <w:color w:val="1E2F42"/>
-          <w:sz w:val="22"/>
-        </w:rPr>
-        <w:t>— submit calendar events for the DOE PD calendar, view the live public calendar, and manage events you submitted (edit or cancel) through Edit my events.</w:t>
-      </w:r>
-    </w:p>
-    <w:p>
-      <w:pPr>
-        <w:spacing w:after="80"/>
-      </w:pPr>
-      <w:r>
-        <w:rPr>
-          <w:b/>
-          <w:color w:val="182B3C"/>
-          <w:sz w:val="22"/>
-        </w:rPr>
-        <w:t>Publication</w:t>
-      </w:r>
-      <w:r>
-        <w:t xml:space="preserve">  </w:t>
-      </w:r>
-      <w:r>
-        <w:rPr>
-          <w:color w:val="1E2F42"/>
-          <w:sz w:val="22"/>
-        </w:rPr>
-        <w:t>— Overview (content standards and approval), The Commons, the Newsroom (with live WordPress.com stats and article search), the Newsletter Builder, and Mailchimp campaign performance.</w:t>
-      </w:r>
-    </w:p>
-    <w:p>
-      <w:pPr>
-        <w:spacing w:after="80"/>
-      </w:pPr>
-      <w:r>
-        <w:rPr>
-          <w:b/>
-          <w:color w:val="182B3C"/>
-          <w:sz w:val="22"/>
-        </w:rPr>
-        <w:t>Templates</w:t>
-      </w:r>
-      <w:r>
-        <w:t xml:space="preserve">  </w:t>
-      </w:r>
-      <w:r>
-        <w:rPr>
-          <w:color w:val="1E2F42"/>
-          <w:sz w:val="22"/>
-        </w:rPr>
-        <w:t>— official presentation, letterhead, logos, and design templates.</w:t>
-      </w:r>
-    </w:p>
-    <w:p>
-      <w:pPr>
-        <w:spacing w:after="80"/>
-      </w:pPr>
-      <w:r>
-        <w:rPr>
-          <w:b/>
-          <w:color w:val="182B3C"/>
-          <w:sz w:val="22"/>
-        </w:rPr>
-        <w:t>YouTube</w:t>
-      </w:r>
-      <w:r>
-        <w:t xml:space="preserve">  </w:t>
-      </w:r>
-      <w:r>
-        <w:rPr>
-          <w:color w:val="1E2F42"/>
-          <w:sz w:val="22"/>
-        </w:rPr>
-        <w:t>— submit and track video uploads to the DOE channel.</w:t>
-      </w:r>
-    </w:p>
-    <w:p>
-      <w:pPr>
-        <w:spacing w:after="80"/>
-      </w:pPr>
-      <w:r>
-        <w:rPr>
-          <w:b/>
-          <w:color w:val="182B3C"/>
-          <w:sz w:val="22"/>
-        </w:rPr>
-        <w:t>Website</w:t>
-      </w:r>
-      <w:r>
-        <w:t xml:space="preserve">  </w:t>
-      </w:r>
-      <w:r>
-        <w:rPr>
-          <w:color w:val="1E2F42"/>
-          <w:sz w:val="22"/>
-        </w:rPr>
-        <w:t>— a mini-portal for staff who work on maine.gov/doe pages: analytics, page explorer, file manager, and moderation.</w:t>
-      </w:r>
-    </w:p>
-    <w:p>
-      <w:pPr>
-        <w:spacing w:after="80"/>
-      </w:pPr>
-      <w:r>
-        <w:rPr>
-          <w:b/>
-          <w:color w:val="182B3C"/>
-          <w:sz w:val="22"/>
-        </w:rPr>
-        <w:t>Comms Files</w:t>
-      </w:r>
-      <w:r>
-        <w:t xml:space="preserve">  </w:t>
-      </w:r>
-      <w:r>
-        <w:rPr>
-          <w:color w:val="1E2F42"/>
-          <w:sz w:val="22"/>
-        </w:rPr>
-        <w:t>— jump straight into the shared SharePoint folder from the sidebar.</w:t>
-      </w:r>
-    </w:p>
-    <w:p>
-      <w:pPr>
-        <w:spacing w:after="320"/>
-      </w:pPr>
-      <w:r>
-        <w:rPr>
-          <w:rFonts w:ascii="Calibri" w:hAnsi="Calibri"/>
-          <w:b w:val="0"/>
-          <w:i w:val="0"/>
-          <w:color w:val="1E2F42"/>
-          <w:sz w:val="22"/>
-        </w:rPr>
-      </w:r>
-    </w:p>
-    <w:p>
-      <w:pPr>
-        <w:spacing w:after="200"/>
-      </w:pPr>
-      <w:r>
-        <w:rPr>
-          <w:color w:val="CBD5E1"/>
-        </w:rPr>
-        <w:t>____________________________________________________________</w:t>
-      </w:r>
-    </w:p>
-    <w:p>
-      <w:pPr>
-        <w:spacing w:after="80"/>
-      </w:pPr>
-      <w:r>
-        <w:rPr>
-          <w:rFonts w:ascii="Calibri" w:hAnsi="Calibri"/>
-          <w:b/>
-          <w:i w:val="0"/>
-          <w:color w:val="0D7BA0"/>
-          <w:sz w:val="18"/>
-        </w:rPr>
-        <w:t>IN PUBLICATION</w:t>
-      </w:r>
-    </w:p>
-    <w:p>
-      <w:pPr>
-        <w:spacing w:after="120"/>
-      </w:pPr>
-      <w:r>
-        <w:rPr>
-          <w:rFonts w:ascii="Calibri" w:hAnsi="Calibri"/>
-          <w:b/>
-          <w:i w:val="0"/>
-          <w:color w:val="182B3C"/>
-          <w:sz w:val="28"/>
-        </w:rPr>
-        <w:t>A new home for outbound content</w:t>
-      </w:r>
-    </w:p>
-    <w:p>
-      <w:pPr>
         <w:spacing w:after="120"/>
       </w:pPr>
       <w:r>
@@ -456,127 +190,25 @@
           <w:color w:val="1E2F42"/>
           <w:sz w:val="22"/>
         </w:rPr>
-        <w:t>Publication has been restructured around what the DOE actually sends out. Five tabs:</w:t>
+        <w:t>Nine sections in the sidebar. Here's what lives in each one.</w:t>
+      </w:r>
+    </w:p>
+    <w:p>
+      <w:pPr>
+        <w:spacing w:after="80" w:before="200"/>
+      </w:pPr>
+      <w:r>
+        <w:rPr>
+          <w:b/>
+          <w:color w:val="182B3C"/>
+          <w:sz w:val="26"/>
+        </w:rPr>
+        <w:t>Homebase</w:t>
       </w:r>
     </w:p>
     <w:p>
       <w:pPr>
         <w:spacing w:after="80"/>
-      </w:pPr>
-      <w:r>
-        <w:rPr>
-          <w:b/>
-          <w:color w:val="182B3C"/>
-          <w:sz w:val="22"/>
-        </w:rPr>
-        <w:t>Overview</w:t>
-      </w:r>
-      <w:r>
-        <w:t xml:space="preserve">  </w:t>
-      </w:r>
-      <w:r>
-        <w:rPr>
-          <w:color w:val="1E2F42"/>
-          <w:sz w:val="22"/>
-        </w:rPr>
-        <w:t>— the content ownership rules, communications materials at a glance, social media approval checklist, official letter guidance, and file-naming conventions. This is where "Content and Approval" from the Brand Guide now lives.</w:t>
-      </w:r>
-    </w:p>
-    <w:p>
-      <w:pPr>
-        <w:spacing w:after="80"/>
-      </w:pPr>
-      <w:r>
-        <w:rPr>
-          <w:b/>
-          <w:color w:val="182B3C"/>
-          <w:sz w:val="22"/>
-        </w:rPr>
-        <w:t>The Commons</w:t>
-      </w:r>
-      <w:r>
-        <w:t xml:space="preserve">  </w:t>
-      </w:r>
-      <w:r>
-        <w:rPr>
-          <w:color w:val="1E2F42"/>
-          <w:sz w:val="22"/>
-        </w:rPr>
-        <w:t>— explanations and directions for the department's new blog (details below), plus a live feed of the latest posts.</w:t>
-      </w:r>
-    </w:p>
-    <w:p>
-      <w:pPr>
-        <w:spacing w:after="80"/>
-      </w:pPr>
-      <w:r>
-        <w:rPr>
-          <w:b/>
-          <w:color w:val="182B3C"/>
-          <w:sz w:val="22"/>
-        </w:rPr>
-        <w:t>Newsroom</w:t>
-      </w:r>
-      <w:r>
-        <w:t xml:space="preserve">  </w:t>
-      </w:r>
-      <w:r>
-        <w:rPr>
-          <w:color w:val="1E2F42"/>
-          <w:sz w:val="22"/>
-        </w:rPr>
-        <w:t>— live stats from the WordPress Newsroom: today's views, weekly and monthly totals, top articles, top referrers, and a searchable list of every article published in the last 365 days.</w:t>
-      </w:r>
-    </w:p>
-    <w:p>
-      <w:pPr>
-        <w:spacing w:after="80"/>
-      </w:pPr>
-      <w:r>
-        <w:rPr>
-          <w:b/>
-          <w:color w:val="182B3C"/>
-          <w:sz w:val="22"/>
-        </w:rPr>
-        <w:t>Newsletter Builder</w:t>
-      </w:r>
-      <w:r>
-        <w:t xml:space="preserve">  </w:t>
-      </w:r>
-      <w:r>
-        <w:rPr>
-          <w:color w:val="1E2F42"/>
-          <w:sz w:val="22"/>
-        </w:rPr>
-        <w:t>— our drag-and-drop tool for branded DOE bulletins, with a training video and getting-started guidance.</w:t>
-      </w:r>
-    </w:p>
-    <w:p>
-      <w:pPr>
-        <w:spacing w:after="80"/>
-      </w:pPr>
-      <w:r>
-        <w:rPr>
-          <w:b/>
-          <w:color w:val="182B3C"/>
-          <w:sz w:val="22"/>
-        </w:rPr>
-        <w:t>Mailchimp</w:t>
-      </w:r>
-      <w:r>
-        <w:t xml:space="preserve">  </w:t>
-      </w:r>
-      <w:r>
-        <w:rPr>
-          <w:color w:val="1E2F42"/>
-          <w:sz w:val="22"/>
-        </w:rPr>
-        <w:t>— campaign performance for the department's established Mailchimp newsletters (open rate, click rate, deliverability).</w:t>
-      </w:r>
-    </w:p>
-    <w:p>
-      <w:pPr>
-        <w:spacing w:after="320"/>
       </w:pPr>
       <w:r>
         <w:rPr>
@@ -586,77 +218,7 @@
           <w:color w:val="1E2F42"/>
           <w:sz w:val="22"/>
         </w:rPr>
-      </w:r>
-    </w:p>
-    <w:p>
-      <w:pPr>
-        <w:spacing w:after="200"/>
-      </w:pPr>
-      <w:r>
-        <w:rPr>
-          <w:color w:val="CBD5E1"/>
-        </w:rPr>
-        <w:t>____________________________________________________________</w:t>
-      </w:r>
-    </w:p>
-    <w:p>
-      <w:pPr>
-        <w:spacing w:after="80"/>
-      </w:pPr>
-      <w:r>
-        <w:rPr>
-          <w:rFonts w:ascii="Calibri" w:hAnsi="Calibri"/>
-          <w:b/>
-          <w:i w:val="0"/>
-          <w:color w:val="0D7BA0"/>
-          <w:sz w:val="18"/>
-        </w:rPr>
-        <w:t>ALSO LAUNCHING</w:t>
-      </w:r>
-    </w:p>
-    <w:p>
-      <w:pPr>
-        <w:spacing w:after="120"/>
-      </w:pPr>
-      <w:r>
-        <w:rPr>
-          <w:rFonts w:ascii="Calibri" w:hAnsi="Calibri"/>
-          <w:b/>
-          <w:i w:val="0"/>
-          <w:color w:val="182B3C"/>
-          <w:sz w:val="28"/>
-        </w:rPr>
-        <w:t>The Commons — the DOE's new blog</w:t>
-      </w:r>
-    </w:p>
-    <w:p>
-      <w:pPr>
-        <w:spacing w:after="200"/>
-      </w:pPr>
-      <w:r>
-        <w:rPr>
-          <w:rFonts w:ascii="Calibri" w:hAnsi="Calibri"/>
-          <w:b w:val="0"/>
-          <w:i w:val="0"/>
-          <w:color w:val="1E2F42"/>
-          <w:sz w:val="22"/>
-        </w:rPr>
-        <w:t>The Maine DOE Commons is where teams publish the practical, timely content they share with Maine schools: topic articles, how-tos, program and school spotlights, tool and resource reviews, and curated roundups. It's content that doesn't fit the newsroom's official-policy or press-release lane but still deserves a home.</w:t>
-      </w:r>
-    </w:p>
-    <w:p>
-      <w:pPr>
-        <w:spacing w:after="40"/>
-      </w:pPr>
-      <w:r>
-        <w:rPr>
-          <w:rFonts w:ascii="Calibri" w:hAnsi="Calibri"/>
-          <w:b/>
-          <w:i w:val="0"/>
-          <w:color w:val="182B3C"/>
-          <w:sz w:val="24"/>
-        </w:rPr>
-        <w:t>Use the Commons for</w:t>
+        <w:t>Your landing spot when you open the portal. Everything else is one click away, and this is where you get the daily-driver context: what the team is talking about, what's in the news, how to reach us.</w:t>
       </w:r>
     </w:p>
     <w:p>
@@ -670,7 +232,7 @@
           <w:color w:val="1E2F42"/>
           <w:sz w:val="22"/>
         </w:rPr>
-        <w:t>Team-based content for a specific audience</w:t>
+        <w:t>About: a plain-English overview of what the portal is and how to use it.</w:t>
       </w:r>
     </w:p>
     <w:p>
@@ -684,7 +246,7 @@
           <w:color w:val="1E2F42"/>
           <w:sz w:val="22"/>
         </w:rPr>
-        <w:t>Reviews and spotlights</w:t>
+        <w:t>Notifications: internal team updates and announcements from Comms.</w:t>
       </w:r>
     </w:p>
     <w:p>
@@ -698,7 +260,7 @@
           <w:color w:val="1E2F42"/>
           <w:sz w:val="22"/>
         </w:rPr>
-        <w:t>Resource roundups for a topic</w:t>
+        <w:t>Maine DOE News: the latest from the department's public communications channels.</w:t>
       </w:r>
     </w:p>
     <w:p>
@@ -712,7 +274,379 @@
           <w:color w:val="1E2F42"/>
           <w:sz w:val="22"/>
         </w:rPr>
-        <w:t>Interviews and informational digests</w:t>
+        <w:t>Social: quick links to our social feeds so you can see what's live.</w:t>
+      </w:r>
+    </w:p>
+    <w:p>
+      <w:pPr>
+        <w:pStyle w:val="ListBullet"/>
+        <w:spacing w:after="40"/>
+      </w:pPr>
+      <w:r>
+        <w:rPr>
+          <w:rFonts w:ascii="Calibri" w:hAnsi="Calibri"/>
+          <w:color w:val="1E2F42"/>
+          <w:sz w:val="22"/>
+        </w:rPr>
+        <w:t>Contact: reach the Comms team directly.</w:t>
+      </w:r>
+    </w:p>
+    <w:p>
+      <w:pPr>
+        <w:spacing w:after="80" w:before="200"/>
+      </w:pPr>
+      <w:r>
+        <w:rPr>
+          <w:b/>
+          <w:color w:val="182B3C"/>
+          <w:sz w:val="26"/>
+        </w:rPr>
+        <w:t>Branding &amp; Comms</w:t>
+      </w:r>
+    </w:p>
+    <w:p>
+      <w:pPr>
+        <w:spacing w:after="80"/>
+      </w:pPr>
+      <w:r>
+        <w:rPr>
+          <w:rFonts w:ascii="Calibri" w:hAnsi="Calibri"/>
+          <w:b w:val="0"/>
+          <w:i w:val="0"/>
+          <w:color w:val="1E2F42"/>
+          <w:sz w:val="22"/>
+        </w:rPr>
+        <w:t>The interactive Brand Guide. Same content as the PDF in the Handbook, but tabbed, searchable, and always current.</w:t>
+      </w:r>
+    </w:p>
+    <w:p>
+      <w:pPr>
+        <w:pStyle w:val="ListBullet"/>
+        <w:spacing w:after="40"/>
+      </w:pPr>
+      <w:r>
+        <w:rPr>
+          <w:rFonts w:ascii="Calibri" w:hAnsi="Calibri"/>
+          <w:color w:val="1E2F42"/>
+          <w:sz w:val="22"/>
+        </w:rPr>
+        <w:t>Colors, typography, voice, and language, with live examples.</w:t>
+      </w:r>
+    </w:p>
+    <w:p>
+      <w:pPr>
+        <w:pStyle w:val="ListBullet"/>
+        <w:spacing w:after="40"/>
+      </w:pPr>
+      <w:r>
+        <w:rPr>
+          <w:rFonts w:ascii="Calibri" w:hAnsi="Calibri"/>
+          <w:color w:val="1E2F42"/>
+          <w:sz w:val="22"/>
+        </w:rPr>
+        <w:t>Logos and image guidance, including secondary team logos.</w:t>
+      </w:r>
+    </w:p>
+    <w:p>
+      <w:pPr>
+        <w:pStyle w:val="ListBullet"/>
+        <w:spacing w:after="40"/>
+      </w:pPr>
+      <w:r>
+        <w:rPr>
+          <w:rFonts w:ascii="Calibri" w:hAnsi="Calibri"/>
+          <w:color w:val="1E2F42"/>
+          <w:sz w:val="22"/>
+        </w:rPr>
+        <w:t>Correspondence standards: signatures, letterhead, official letters.</w:t>
+      </w:r>
+    </w:p>
+    <w:p>
+      <w:pPr>
+        <w:pStyle w:val="ListBullet"/>
+        <w:spacing w:after="40"/>
+      </w:pPr>
+      <w:r>
+        <w:rPr>
+          <w:rFonts w:ascii="Calibri" w:hAnsi="Calibri"/>
+          <w:color w:val="1E2F42"/>
+          <w:sz w:val="22"/>
+        </w:rPr>
+        <w:t>Resources: the Communications Workflow, SharePoint folders, Handbook, accessibility tools.</w:t>
+      </w:r>
+    </w:p>
+    <w:p>
+      <w:pPr>
+        <w:spacing w:after="80" w:before="200"/>
+      </w:pPr>
+      <w:r>
+        <w:rPr>
+          <w:b/>
+          <w:color w:val="182B3C"/>
+          <w:sz w:val="26"/>
+        </w:rPr>
+        <w:t>EnGiNE</w:t>
+      </w:r>
+    </w:p>
+    <w:p>
+      <w:pPr>
+        <w:spacing w:after="80"/>
+      </w:pPr>
+      <w:r>
+        <w:rPr>
+          <w:rFonts w:ascii="Calibri" w:hAnsi="Calibri"/>
+          <w:b w:val="0"/>
+          <w:i w:val="0"/>
+          <w:color w:val="1E2F42"/>
+          <w:sz w:val="22"/>
+        </w:rPr>
+        <w:t>Quick access to Maine's statewide professional learning platform, plus a primer for anyone who wants to build something in it.</w:t>
+      </w:r>
+    </w:p>
+    <w:p>
+      <w:pPr>
+        <w:pStyle w:val="ListBullet"/>
+        <w:spacing w:after="40"/>
+      </w:pPr>
+      <w:r>
+        <w:rPr>
+          <w:rFonts w:ascii="Calibri" w:hAnsi="Calibri"/>
+          <w:color w:val="1E2F42"/>
+          <w:sz w:val="22"/>
+        </w:rPr>
+        <w:t>What you can create: Information Portals, Training, Courses in a Series, Office Hours.</w:t>
+      </w:r>
+    </w:p>
+    <w:p>
+      <w:pPr>
+        <w:pStyle w:val="ListBullet"/>
+        <w:spacing w:after="40"/>
+      </w:pPr>
+      <w:r>
+        <w:rPr>
+          <w:rFonts w:ascii="Calibri" w:hAnsi="Calibri"/>
+          <w:color w:val="1E2F42"/>
+          <w:sz w:val="22"/>
+        </w:rPr>
+        <w:t>Direct links to visit, sign in, create an account, or open the Support Center.</w:t>
+      </w:r>
+    </w:p>
+    <w:p>
+      <w:pPr>
+        <w:pStyle w:val="ListBullet"/>
+        <w:spacing w:after="40"/>
+      </w:pPr>
+      <w:r>
+        <w:rPr>
+          <w:rFonts w:ascii="Calibri" w:hAnsi="Calibri"/>
+          <w:color w:val="1E2F42"/>
+          <w:sz w:val="22"/>
+        </w:rPr>
+        <w:t>The Communications Orientation course for new DOE staff.</w:t>
+      </w:r>
+    </w:p>
+    <w:p>
+      <w:pPr>
+        <w:spacing w:after="80" w:before="200"/>
+      </w:pPr>
+      <w:r>
+        <w:rPr>
+          <w:b/>
+          <w:color w:val="8A2E13"/>
+          <w:sz w:val="18"/>
+        </w:rPr>
+        <w:t xml:space="preserve">NEW  </w:t>
+      </w:r>
+      <w:r>
+        <w:rPr>
+          <w:b/>
+          <w:color w:val="182B3C"/>
+          <w:sz w:val="26"/>
+        </w:rPr>
+        <w:t>Calendar</w:t>
+      </w:r>
+    </w:p>
+    <w:p>
+      <w:pPr>
+        <w:spacing w:after="80"/>
+      </w:pPr>
+      <w:r>
+        <w:rPr>
+          <w:rFonts w:ascii="Calibri" w:hAnsi="Calibri"/>
+          <w:b w:val="0"/>
+          <w:i w:val="0"/>
+          <w:color w:val="1E2F42"/>
+          <w:sz w:val="22"/>
+        </w:rPr>
+        <w:t>This is the big change with this launch. You now submit and manage your own DOE PD calendar events directly, in real time. No more emailing Comms and waiting.</w:t>
+      </w:r>
+    </w:p>
+    <w:p>
+      <w:pPr>
+        <w:pStyle w:val="ListBullet"/>
+        <w:spacing w:after="40"/>
+      </w:pPr>
+      <w:r>
+        <w:rPr>
+          <w:rFonts w:ascii="Calibri" w:hAnsi="Calibri"/>
+          <w:color w:val="1E2F42"/>
+          <w:sz w:val="22"/>
+        </w:rPr>
+        <w:t>Submit new events with a guided form: audience, focus area, location, register link, all-day or specific times, recurrence, additional dates.</w:t>
+      </w:r>
+    </w:p>
+    <w:p>
+      <w:pPr>
+        <w:pStyle w:val="ListBullet"/>
+        <w:spacing w:after="40"/>
+      </w:pPr>
+      <w:r>
+        <w:rPr>
+          <w:rFonts w:ascii="Calibri" w:hAnsi="Calibri"/>
+          <w:color w:val="1E2F42"/>
+          <w:sz w:val="22"/>
+        </w:rPr>
+        <w:t>Guardrails built into the form: lead-time reminders, conflict prompts, supervisor-approval confirmation, DOE-hosted only.</w:t>
+      </w:r>
+    </w:p>
+    <w:p>
+      <w:pPr>
+        <w:pStyle w:val="ListBullet"/>
+        <w:spacing w:after="40"/>
+      </w:pPr>
+      <w:r>
+        <w:rPr>
+          <w:rFonts w:ascii="Calibri" w:hAnsi="Calibri"/>
+          <w:color w:val="1E2F42"/>
+          <w:sz w:val="22"/>
+        </w:rPr>
+        <w:t>View the live public calendar right inside the portal so you can spot conflicts before you submit.</w:t>
+      </w:r>
+    </w:p>
+    <w:p>
+      <w:pPr>
+        <w:pStyle w:val="ListBullet"/>
+        <w:spacing w:after="40"/>
+      </w:pPr>
+      <w:r>
+        <w:rPr>
+          <w:rFonts w:ascii="Calibri" w:hAnsi="Calibri"/>
+          <w:color w:val="1E2F42"/>
+          <w:sz w:val="22"/>
+        </w:rPr>
+        <w:t>Edit my events: enter your email, pull up every event you've submitted, and edit or cancel with one click.</w:t>
+      </w:r>
+    </w:p>
+    <w:p>
+      <w:pPr>
+        <w:pStyle w:val="ListBullet"/>
+        <w:spacing w:after="40"/>
+      </w:pPr>
+      <w:r>
+        <w:rPr>
+          <w:rFonts w:ascii="Calibri" w:hAnsi="Calibri"/>
+          <w:color w:val="1E2F42"/>
+          <w:sz w:val="22"/>
+        </w:rPr>
+        <w:t>You get a confirmation email with a direct edit link the moment your event is submitted.</w:t>
+      </w:r>
+    </w:p>
+    <w:p>
+      <w:pPr>
+        <w:spacing w:after="80" w:before="200"/>
+      </w:pPr>
+      <w:r>
+        <w:rPr>
+          <w:b/>
+          <w:color w:val="182B3C"/>
+          <w:sz w:val="26"/>
+        </w:rPr>
+        <w:t>Publication</w:t>
+      </w:r>
+    </w:p>
+    <w:p>
+      <w:pPr>
+        <w:spacing w:after="80"/>
+      </w:pPr>
+      <w:r>
+        <w:rPr>
+          <w:rFonts w:ascii="Calibri" w:hAnsi="Calibri"/>
+          <w:b w:val="0"/>
+          <w:i w:val="0"/>
+          <w:color w:val="1E2F42"/>
+          <w:sz w:val="22"/>
+        </w:rPr>
+        <w:t>A single home for everything the department sends out. Five tabs.</w:t>
+      </w:r>
+    </w:p>
+    <w:p>
+      <w:pPr>
+        <w:pStyle w:val="ListBullet"/>
+        <w:spacing w:after="40"/>
+      </w:pPr>
+      <w:r>
+        <w:rPr>
+          <w:rFonts w:ascii="Calibri" w:hAnsi="Calibri"/>
+          <w:color w:val="1E2F42"/>
+          <w:sz w:val="22"/>
+        </w:rPr>
+        <w:t>Overview: content ownership rules, the materials-at-a-glance list, social media approval checklist, official letter guidance, file-naming conventions.</w:t>
+      </w:r>
+    </w:p>
+    <w:p>
+      <w:pPr>
+        <w:pStyle w:val="ListBullet"/>
+        <w:spacing w:after="40"/>
+      </w:pPr>
+      <w:r>
+        <w:rPr>
+          <w:rFonts w:ascii="Calibri" w:hAnsi="Calibri"/>
+          <w:color w:val="1E2F42"/>
+          <w:sz w:val="22"/>
+        </w:rPr>
+        <w:t>The Commons: a live feed of the latest blog posts, plus the full step-by-step publishing directions in one click.</w:t>
+      </w:r>
+    </w:p>
+    <w:p>
+      <w:pPr>
+        <w:pStyle w:val="ListBullet"/>
+        <w:spacing w:after="40"/>
+      </w:pPr>
+      <w:r>
+        <w:rPr>
+          <w:rFonts w:ascii="Calibri" w:hAnsi="Calibri"/>
+          <w:color w:val="1E2F42"/>
+          <w:sz w:val="22"/>
+        </w:rPr>
+        <w:t>Newsroom: live stats from the WordPress Newsroom (today's views, weekly and monthly totals, top articles, top referrers) and a searchable list of every article published in the last 365 days.</w:t>
+      </w:r>
+    </w:p>
+    <w:p>
+      <w:pPr>
+        <w:pStyle w:val="ListBullet"/>
+        <w:spacing w:after="40"/>
+      </w:pPr>
+      <w:r>
+        <w:rPr>
+          <w:rFonts w:ascii="Calibri" w:hAnsi="Calibri"/>
+          <w:color w:val="1E2F42"/>
+          <w:sz w:val="22"/>
+        </w:rPr>
+        <w:t>Newsletter Builder: our drag-and-drop tool for branded DOE bulletins, with a training video and getting-started guidance.</w:t>
+      </w:r>
+    </w:p>
+    <w:p>
+      <w:pPr>
+        <w:pStyle w:val="ListBullet"/>
+        <w:spacing w:after="40"/>
+      </w:pPr>
+      <w:r>
+        <w:rPr>
+          <w:rFonts w:ascii="Calibri" w:hAnsi="Calibri"/>
+          <w:color w:val="1E2F42"/>
+          <w:sz w:val="22"/>
+        </w:rPr>
+        <w:t>Mailchimp: campaign performance for the established Mailchimp newsletters (open rate, click rate, deliverability).</w:t>
       </w:r>
     </w:p>
     <w:p>
@@ -731,73 +665,17 @@
     </w:p>
     <w:p>
       <w:pPr>
-        <w:spacing w:after="40"/>
+        <w:spacing w:after="80"/>
       </w:pPr>
       <w:r>
         <w:rPr>
           <w:rFonts w:ascii="Calibri" w:hAnsi="Calibri"/>
           <w:b/>
           <w:i w:val="0"/>
-          <w:color w:val="182B3C"/>
-          <w:sz w:val="24"/>
+          <w:color w:val="8A2E13"/>
+          <w:sz w:val="18"/>
         </w:rPr>
-        <w:t>Use the Newsroom for</w:t>
-      </w:r>
-    </w:p>
-    <w:p>
-      <w:pPr>
-        <w:pStyle w:val="ListBullet"/>
-        <w:spacing w:after="40"/>
-      </w:pPr>
-      <w:r>
-        <w:rPr>
-          <w:rFonts w:ascii="Calibri" w:hAnsi="Calibri"/>
-          <w:color w:val="1E2F42"/>
-          <w:sz w:val="22"/>
-        </w:rPr>
-        <w:t>Press releases and announcements</w:t>
-      </w:r>
-    </w:p>
-    <w:p>
-      <w:pPr>
-        <w:pStyle w:val="ListBullet"/>
-        <w:spacing w:after="40"/>
-      </w:pPr>
-      <w:r>
-        <w:rPr>
-          <w:rFonts w:ascii="Calibri" w:hAnsi="Calibri"/>
-          <w:color w:val="1E2F42"/>
-          <w:sz w:val="22"/>
-        </w:rPr>
-        <w:t>Time-sensitive news</w:t>
-      </w:r>
-    </w:p>
-    <w:p>
-      <w:pPr>
-        <w:pStyle w:val="ListBullet"/>
-        <w:spacing w:after="40"/>
-      </w:pPr>
-      <w:r>
-        <w:rPr>
-          <w:rFonts w:ascii="Calibri" w:hAnsi="Calibri"/>
-          <w:color w:val="1E2F42"/>
-          <w:sz w:val="22"/>
-        </w:rPr>
-        <w:t>Official policy of record</w:t>
-      </w:r>
-    </w:p>
-    <w:p>
-      <w:pPr>
-        <w:pStyle w:val="ListBullet"/>
-        <w:spacing w:after="40"/>
-      </w:pPr>
-      <w:r>
-        <w:rPr>
-          <w:rFonts w:ascii="Calibri" w:hAnsi="Calibri"/>
-          <w:color w:val="1E2F42"/>
-          <w:sz w:val="22"/>
-        </w:rPr>
-        <w:t>Good News stories</w:t>
+        <w:t>WHICH ONE DO I USE?</w:t>
       </w:r>
     </w:p>
     <w:p>
@@ -812,120 +690,76 @@
           <w:color w:val="1E2F42"/>
           <w:sz w:val="22"/>
         </w:rPr>
+        <w:t>A quick gut check for anyone who's not sure where a piece of content should go:</w:t>
       </w:r>
     </w:p>
     <w:p>
       <w:pPr>
-        <w:spacing w:after="200"/>
+        <w:spacing w:after="80"/>
       </w:pPr>
       <w:r>
         <w:rPr>
-          <w:rFonts w:ascii="Calibri" w:hAnsi="Calibri"/>
-          <w:b w:val="0"/>
-          <w:i w:val="0"/>
+          <w:b/>
+          <w:color w:val="182B3C"/>
+          <w:sz w:val="22"/>
+        </w:rPr>
+        <w:t>Blog (The Commons):</w:t>
+      </w:r>
+      <w:r>
+        <w:t xml:space="preserve">  </w:t>
+      </w:r>
+      <w:r>
+        <w:rPr>
           <w:color w:val="1E2F42"/>
           <w:sz w:val="22"/>
         </w:rPr>
-        <w:t>Rule of thumb: if it's news, it goes to the Newsroom. If it's the how-to behind the work, it goes to the Commons.</w:t>
+        <w:t>the how-to behind the work. Longer, evergreen pieces your team wants sitting on the site for people to find: articles, spotlights, resource roundups, program deep-dives. Someone comes to it.</w:t>
       </w:r>
     </w:p>
     <w:p>
       <w:pPr>
-        <w:spacing w:after="40"/>
+        <w:spacing w:after="80"/>
       </w:pPr>
       <w:r>
         <w:rPr>
-          <w:rFonts w:ascii="Calibri" w:hAnsi="Calibri"/>
           <w:b/>
-          <w:i w:val="0"/>
           <w:color w:val="182B3C"/>
-          <w:sz w:val="24"/>
+          <w:sz w:val="22"/>
         </w:rPr>
-        <w:t>How posts get published</w:t>
+        <w:t>Newsroom:</w:t>
+      </w:r>
+      <w:r>
+        <w:t xml:space="preserve">  </w:t>
+      </w:r>
+      <w:r>
+        <w:rPr>
+          <w:color w:val="1E2F42"/>
+          <w:sz w:val="22"/>
+        </w:rPr>
+        <w:t>news and time-sensitive announcements. Press releases, priority notices, official policy, and Good News. Also comes back out weekly in the Maine DOE Update.</w:t>
       </w:r>
     </w:p>
     <w:p>
       <w:pPr>
-        <w:pStyle w:val="ListNumber"/>
-        <w:spacing w:after="40"/>
+        <w:spacing w:after="80"/>
       </w:pPr>
       <w:r>
         <w:rPr>
-          <w:rFonts w:ascii="Calibri" w:hAnsi="Calibri"/>
+          <w:b/>
+          <w:color w:val="182B3C"/>
+          <w:sz w:val="22"/>
+        </w:rPr>
+        <w:t>Newsletter:</w:t>
+      </w:r>
+      <w:r>
+        <w:t xml:space="preserve">  </w:t>
+      </w:r>
+      <w:r>
+        <w:rPr>
           <w:color w:val="1E2F42"/>
           <w:sz w:val="22"/>
         </w:rPr>
-        <w:t>Author drafts the post directly in Drupal (Content → Add content → Blog Post).</w:t>
-      </w:r>
-    </w:p>
-    <w:p>
-      <w:pPr>
-        <w:pStyle w:val="ListNumber"/>
-        <w:spacing w:after="40"/>
-      </w:pPr>
-      <w:r>
-        <w:rPr>
-          <w:rFonts w:ascii="Calibri" w:hAnsi="Calibri"/>
-          <w:color w:val="1E2F42"/>
-          <w:sz w:val="22"/>
-        </w:rPr>
-        <w:t>Author sets status to "Needs Approval" and selects their supervisor.</w:t>
-      </w:r>
-    </w:p>
-    <w:p>
-      <w:pPr>
-        <w:pStyle w:val="ListNumber"/>
-        <w:spacing w:after="40"/>
-      </w:pPr>
-      <w:r>
-        <w:rPr>
-          <w:rFonts w:ascii="Calibri" w:hAnsi="Calibri"/>
-          <w:color w:val="1E2F42"/>
-          <w:sz w:val="22"/>
-        </w:rPr>
-        <w:t>Supervisor reviews and marks "Ready for Web" (or sends it back with notes).</w:t>
-      </w:r>
-    </w:p>
-    <w:p>
-      <w:pPr>
-        <w:pStyle w:val="ListNumber"/>
-        <w:spacing w:after="40"/>
-      </w:pPr>
-      <w:r>
-        <w:rPr>
-          <w:rFonts w:ascii="Calibri" w:hAnsi="Calibri"/>
-          <w:color w:val="1E2F42"/>
-          <w:sz w:val="22"/>
-        </w:rPr>
-        <w:t>Communications does a final check and publishes.</w:t>
-      </w:r>
-    </w:p>
-    <w:p>
-      <w:pPr>
-        <w:pStyle w:val="ListNumber"/>
-        <w:spacing w:after="40"/>
-      </w:pPr>
-      <w:r>
-        <w:rPr>
-          <w:rFonts w:ascii="Calibri" w:hAnsi="Calibri"/>
-          <w:color w:val="1E2F42"/>
-          <w:sz w:val="22"/>
-        </w:rPr>
-        <w:t>Author gets an automatic email when the post goes live.</w:t>
-      </w:r>
-    </w:p>
-    <w:p>
-      <w:pPr>
-        <w:spacing w:after="120"/>
-      </w:pPr>
-      <w:r>
-        <w:rPr>
-          <w:rFonts w:ascii="Calibri" w:hAnsi="Calibri"/>
-          <w:b w:val="0"/>
-          <w:i w:val="0"/>
-          <w:color w:val="1E2F42"/>
-          <w:sz w:val="22"/>
-        </w:rPr>
+        <w:t>you speaking to an audience. Updates, announcements, event promotion, and roundups of timely information for a specific group. Great home for things with a shelf life: deadlines, registration windows, applications closing, one-off dates. This is where you might pull in a Commons article, link a Newsroom post, or share an event. Not content that lives on the site; content you send.</w:t>
       </w:r>
     </w:p>
     <w:p>
@@ -940,18 +774,20 @@
           <w:color w:val="1E2F42"/>
           <w:sz w:val="22"/>
         </w:rPr>
-        <w:t>Full step-by-step directions — every field, what goes in it, and the whole approval flow — are one click away inside the Commons tab of the portal.</w:t>
+        <w:t>When in doubt, ask Comms.</w:t>
       </w:r>
     </w:p>
     <w:p>
       <w:pPr>
-        <w:spacing w:after="200"/>
+        <w:spacing w:after="80" w:before="200"/>
       </w:pPr>
       <w:r>
         <w:rPr>
-          <w:color w:val="CBD5E1"/>
+          <w:b/>
+          <w:color w:val="182B3C"/>
+          <w:sz w:val="26"/>
         </w:rPr>
-        <w:t>____________________________________________________________</w:t>
+        <w:t>Templates</w:t>
       </w:r>
     </w:p>
     <w:p>
@@ -961,32 +797,86 @@
       <w:r>
         <w:rPr>
           <w:rFonts w:ascii="Calibri" w:hAnsi="Calibri"/>
-          <w:b/>
+          <w:b w:val="0"/>
           <w:i w:val="0"/>
-          <w:color w:val="0D7BA0"/>
-          <w:sz w:val="18"/>
+          <w:color w:val="1E2F42"/>
+          <w:sz w:val="22"/>
         </w:rPr>
-        <w:t>ALSO UPDATED</w:t>
+        <w:t>Official presentation, letterhead, and design templates for all DOE staff. The versions your team should be using, always current.</w:t>
       </w:r>
     </w:p>
     <w:p>
       <w:pPr>
-        <w:spacing w:after="120"/>
+        <w:pStyle w:val="ListBullet"/>
+        <w:spacing w:after="40"/>
       </w:pPr>
       <w:r>
         <w:rPr>
           <w:rFonts w:ascii="Calibri" w:hAnsi="Calibri"/>
-          <w:b/>
-          <w:i w:val="0"/>
-          <w:color w:val="182B3C"/>
-          <w:sz w:val="28"/>
+          <w:color w:val="1E2F42"/>
+          <w:sz w:val="22"/>
         </w:rPr>
-        <w:t>The Brand Guide</w:t>
+        <w:t>PowerPoint and Google Slides templates in the DOE brand.</w:t>
       </w:r>
     </w:p>
     <w:p>
       <w:pPr>
-        <w:spacing w:after="320"/>
+        <w:pStyle w:val="ListBullet"/>
+        <w:spacing w:after="40"/>
+      </w:pPr>
+      <w:r>
+        <w:rPr>
+          <w:rFonts w:ascii="Calibri" w:hAnsi="Calibri"/>
+          <w:color w:val="1E2F42"/>
+          <w:sz w:val="22"/>
+        </w:rPr>
+        <w:t>Word and PDF letterhead templates.</w:t>
+      </w:r>
+    </w:p>
+    <w:p>
+      <w:pPr>
+        <w:pStyle w:val="ListBullet"/>
+        <w:spacing w:after="40"/>
+      </w:pPr>
+      <w:r>
+        <w:rPr>
+          <w:rFonts w:ascii="Calibri" w:hAnsi="Calibri"/>
+          <w:color w:val="1E2F42"/>
+          <w:sz w:val="22"/>
+        </w:rPr>
+        <w:t>Logo variants (color, monochrome, secondary team logos where approved).</w:t>
+      </w:r>
+    </w:p>
+    <w:p>
+      <w:pPr>
+        <w:pStyle w:val="ListBullet"/>
+        <w:spacing w:after="40"/>
+      </w:pPr>
+      <w:r>
+        <w:rPr>
+          <w:rFonts w:ascii="Calibri" w:hAnsi="Calibri"/>
+          <w:color w:val="1E2F42"/>
+          <w:sz w:val="22"/>
+        </w:rPr>
+        <w:t>Design templates for common asks: flyers, one-pagers, social graphics.</w:t>
+      </w:r>
+    </w:p>
+    <w:p>
+      <w:pPr>
+        <w:spacing w:after="80" w:before="200"/>
+      </w:pPr>
+      <w:r>
+        <w:rPr>
+          <w:b/>
+          <w:color w:val="182B3C"/>
+          <w:sz w:val="26"/>
+        </w:rPr>
+        <w:t>YouTube</w:t>
+      </w:r>
+    </w:p>
+    <w:p>
+      <w:pPr>
+        <w:spacing w:after="80"/>
       </w:pPr>
       <w:r>
         <w:rPr>
@@ -996,18 +886,62 @@
           <w:color w:val="1E2F42"/>
           <w:sz w:val="22"/>
         </w:rPr>
-        <w:t>The interactive Brand Guide inside the portal reflects our latest brand — colors, typography, voice and tone, and language guidelines. Same content as the PDF in the Handbook, but easier to reference and search. The Content and Approval section that used to live here has moved to Publication → Overview so it sits next to the tools it governs.</w:t>
+        <w:t>Submit and track video uploads to the DOE YouTube channel. Everything flows through here so we know what's coming and can coordinate captions, thumbnails, and publish timing.</w:t>
       </w:r>
     </w:p>
     <w:p>
       <w:pPr>
-        <w:spacing w:after="200"/>
+        <w:pStyle w:val="ListBullet"/>
+        <w:spacing w:after="40"/>
       </w:pPr>
       <w:r>
         <w:rPr>
-          <w:color w:val="CBD5E1"/>
+          <w:rFonts w:ascii="Calibri" w:hAnsi="Calibri"/>
+          <w:color w:val="1E2F42"/>
+          <w:sz w:val="22"/>
         </w:rPr>
-        <w:t>____________________________________________________________</w:t>
+        <w:t>Submit a new video with title, description, audience, and target publish date.</w:t>
+      </w:r>
+    </w:p>
+    <w:p>
+      <w:pPr>
+        <w:pStyle w:val="ListBullet"/>
+        <w:spacing w:after="40"/>
+      </w:pPr>
+      <w:r>
+        <w:rPr>
+          <w:rFonts w:ascii="Calibri" w:hAnsi="Calibri"/>
+          <w:color w:val="1E2F42"/>
+          <w:sz w:val="22"/>
+        </w:rPr>
+        <w:t>Track the status of anything you've submitted.</w:t>
+      </w:r>
+    </w:p>
+    <w:p>
+      <w:pPr>
+        <w:pStyle w:val="ListBullet"/>
+        <w:spacing w:after="40"/>
+      </w:pPr>
+      <w:r>
+        <w:rPr>
+          <w:rFonts w:ascii="Calibri" w:hAnsi="Calibri"/>
+          <w:color w:val="1E2F42"/>
+          <w:sz w:val="22"/>
+        </w:rPr>
+        <w:t>Direct links to the SharePoint upload folders for both the Main Channel and EnGiNE.</w:t>
+      </w:r>
+    </w:p>
+    <w:p>
+      <w:pPr>
+        <w:spacing w:after="80" w:before="200"/>
+      </w:pPr>
+      <w:r>
+        <w:rPr>
+          <w:b/>
+          <w:color w:val="182B3C"/>
+          <w:sz w:val="26"/>
+        </w:rPr>
+        <w:t>Website</w:t>
       </w:r>
     </w:p>
     <w:p>
@@ -1017,32 +951,128 @@
       <w:r>
         <w:rPr>
           <w:rFonts w:ascii="Calibri" w:hAnsi="Calibri"/>
-          <w:b/>
+          <w:b w:val="0"/>
           <w:i w:val="0"/>
-          <w:color w:val="0D7BA0"/>
-          <w:sz w:val="18"/>
+          <w:color w:val="1E2F42"/>
+          <w:sz w:val="22"/>
         </w:rPr>
-        <w:t>NEW SINCE OUR LAST PREVIEW</w:t>
+        <w:t>Not just for Drupal editors. Anyone in the department can use this section to see how our pages are performing, find files on the site, and flag things that need attention.</w:t>
       </w:r>
     </w:p>
     <w:p>
       <w:pPr>
-        <w:spacing w:after="120"/>
+        <w:pStyle w:val="ListBullet"/>
+        <w:spacing w:after="40"/>
       </w:pPr>
       <w:r>
         <w:rPr>
           <w:rFonts w:ascii="Calibri" w:hAnsi="Calibri"/>
-          <w:b/>
-          <w:i w:val="0"/>
-          <w:color w:val="182B3C"/>
-          <w:sz w:val="28"/>
+          <w:color w:val="1E2F42"/>
+          <w:sz w:val="22"/>
         </w:rPr>
-        <w:t>Self-service and live data</w:t>
+        <w:t>Analytics dashboard: page views, traffic trends, and top pages across maine.gov/doe.</w:t>
       </w:r>
     </w:p>
     <w:p>
       <w:pPr>
-        <w:spacing w:after="160"/>
+        <w:pStyle w:val="ListBullet"/>
+        <w:spacing w:after="40"/>
+      </w:pPr>
+      <w:r>
+        <w:rPr>
+          <w:rFonts w:ascii="Calibri" w:hAnsi="Calibri"/>
+          <w:color w:val="1E2F42"/>
+          <w:sz w:val="22"/>
+        </w:rPr>
+        <w:t>Page stats: dig into any specific page's traffic over the last 30 days.</w:t>
+      </w:r>
+    </w:p>
+    <w:p>
+      <w:pPr>
+        <w:pStyle w:val="ListBullet"/>
+        <w:spacing w:after="40"/>
+      </w:pPr>
+      <w:r>
+        <w:rPr>
+          <w:rFonts w:ascii="Calibri" w:hAnsi="Calibri"/>
+          <w:color w:val="1E2F42"/>
+          <w:sz w:val="22"/>
+        </w:rPr>
+        <w:t>Download stats: which files (PDFs, forms, guides) people are actually pulling down.</w:t>
+      </w:r>
+    </w:p>
+    <w:p>
+      <w:pPr>
+        <w:pStyle w:val="ListBullet"/>
+        <w:spacing w:after="40"/>
+      </w:pPr>
+      <w:r>
+        <w:rPr>
+          <w:rFonts w:ascii="Calibri" w:hAnsi="Calibri"/>
+          <w:color w:val="1E2F42"/>
+          <w:sz w:val="22"/>
+        </w:rPr>
+        <w:t>File manager: browse and search every file uploaded to maine.gov/doe. No Drupal login needed.</w:t>
+      </w:r>
+    </w:p>
+    <w:p>
+      <w:pPr>
+        <w:pStyle w:val="ListBullet"/>
+        <w:spacing w:after="40"/>
+      </w:pPr>
+      <w:r>
+        <w:rPr>
+          <w:rFonts w:ascii="Calibri" w:hAnsi="Calibri"/>
+          <w:color w:val="1E2F42"/>
+          <w:sz w:val="22"/>
+        </w:rPr>
+        <w:t>Page explorer: find any page on the site by title, path, or owner.</w:t>
+      </w:r>
+    </w:p>
+    <w:p>
+      <w:pPr>
+        <w:pStyle w:val="ListBullet"/>
+        <w:spacing w:after="40"/>
+      </w:pPr>
+      <w:r>
+        <w:rPr>
+          <w:rFonts w:ascii="Calibri" w:hAnsi="Calibri"/>
+          <w:color w:val="1E2F42"/>
+          <w:sz w:val="22"/>
+        </w:rPr>
+        <w:t>Request deletion: flag a page or file for removal without going through the full Drupal workflow.</w:t>
+      </w:r>
+    </w:p>
+    <w:p>
+      <w:pPr>
+        <w:pStyle w:val="ListBullet"/>
+        <w:spacing w:after="40"/>
+      </w:pPr>
+      <w:r>
+        <w:rPr>
+          <w:rFonts w:ascii="Calibri" w:hAnsi="Calibri"/>
+          <w:color w:val="1E2F42"/>
+          <w:sz w:val="22"/>
+        </w:rPr>
+        <w:t>Moderation queue: if you're a Drupal editor, see what's pending review.</w:t>
+      </w:r>
+    </w:p>
+    <w:p>
+      <w:pPr>
+        <w:spacing w:after="80" w:before="200"/>
+      </w:pPr>
+      <w:r>
+        <w:rPr>
+          <w:b/>
+          <w:color w:val="182B3C"/>
+          <w:sz w:val="26"/>
+        </w:rPr>
+        <w:t>Comms Files</w:t>
+      </w:r>
+    </w:p>
+    <w:p>
+      <w:pPr>
+        <w:spacing w:after="80"/>
       </w:pPr>
       <w:r>
         <w:rPr>
@@ -1052,127 +1082,40 @@
           <w:color w:val="1E2F42"/>
           <w:sz w:val="22"/>
         </w:rPr>
-        <w:t>A few things we've built since we first previewed the portal:</w:t>
+        <w:t>A one-click jump into the shared Communications SharePoint folder. The portal doesn't recreate SharePoint, it just gets you there faster.</w:t>
       </w:r>
     </w:p>
     <w:p>
       <w:pPr>
-        <w:spacing w:after="80"/>
+        <w:pStyle w:val="ListBullet"/>
+        <w:spacing w:after="40"/>
       </w:pPr>
       <w:r>
         <w:rPr>
-          <w:b/>
-          <w:color w:val="182B3C"/>
-          <w:sz w:val="22"/>
-        </w:rPr>
-        <w:t>Edit my events</w:t>
-      </w:r>
-      <w:r>
-        <w:t xml:space="preserve">  </w:t>
-      </w:r>
-      <w:r>
-        <w:rPr>
+          <w:rFonts w:ascii="Calibri" w:hAnsi="Calibri"/>
           <w:color w:val="1E2F42"/>
           <w:sz w:val="22"/>
         </w:rPr>
-        <w:t>— submitters can pull up every event they've submitted and edit or cancel it directly, no admin intervention required.</w:t>
+        <w:t>Shared team folders, templates, and working assets.</w:t>
       </w:r>
     </w:p>
     <w:p>
       <w:pPr>
-        <w:spacing w:after="80"/>
+        <w:pStyle w:val="ListBullet"/>
+        <w:spacing w:after="40"/>
       </w:pPr>
       <w:r>
         <w:rPr>
-          <w:b/>
-          <w:color w:val="182B3C"/>
-          <w:sz w:val="22"/>
-        </w:rPr>
-        <w:t>Live Newsroom stats</w:t>
-      </w:r>
-      <w:r>
-        <w:t xml:space="preserve">  </w:t>
-      </w:r>
-      <w:r>
-        <w:rPr>
+          <w:rFonts w:ascii="Calibri" w:hAnsi="Calibri"/>
           <w:color w:val="1E2F42"/>
           <w:sz w:val="22"/>
         </w:rPr>
-        <w:t>— the Newsroom tab now surfaces WordPress.com analytics: today's views, last-7-day and last-30-day totals, top articles, top referrers, and a searchable article index.</w:t>
+        <w:t>Opens in your SharePoint tab so downloads and edits work normally.</w:t>
       </w:r>
     </w:p>
     <w:p>
       <w:pPr>
-        <w:spacing w:after="80"/>
-      </w:pPr>
-      <w:r>
-        <w:rPr>
-          <w:b/>
-          <w:color w:val="182B3C"/>
-          <w:sz w:val="22"/>
-        </w:rPr>
-        <w:t>The Commons feed</w:t>
-      </w:r>
-      <w:r>
-        <w:t xml:space="preserve">  </w:t>
-      </w:r>
-      <w:r>
-        <w:rPr>
-          <w:color w:val="1E2F42"/>
-          <w:sz w:val="22"/>
-        </w:rPr>
-        <w:t>— the Commons tab pulls the live post feed from maine.gov/doe/commons, so what you see in the portal matches what's on the site.</w:t>
-      </w:r>
-    </w:p>
-    <w:p>
-      <w:pPr>
-        <w:spacing w:after="80"/>
-      </w:pPr>
-      <w:r>
-        <w:rPr>
-          <w:b/>
-          <w:color w:val="182B3C"/>
-          <w:sz w:val="22"/>
-        </w:rPr>
-        <w:t>Portal-wide typography</w:t>
-      </w:r>
-      <w:r>
-        <w:t xml:space="preserve">  </w:t>
-      </w:r>
-      <w:r>
-        <w:rPr>
-          <w:color w:val="1E2F42"/>
-          <w:sz w:val="22"/>
-        </w:rPr>
-        <w:t>— we brought League Spartan across the whole portal to match the Maine DOE brand.</w:t>
-      </w:r>
-    </w:p>
-    <w:p>
-      <w:pPr>
-        <w:spacing w:after="80"/>
-      </w:pPr>
-      <w:r>
-        <w:rPr>
-          <w:b/>
-          <w:color w:val="182B3C"/>
-          <w:sz w:val="22"/>
-        </w:rPr>
-        <w:t>Cleaner headers and consistent widths</w:t>
-      </w:r>
-      <w:r>
-        <w:t xml:space="preserve">  </w:t>
-      </w:r>
-      <w:r>
-        <w:rPr>
-          <w:color w:val="1E2F42"/>
-          <w:sz w:val="22"/>
-        </w:rPr>
-        <w:t>— all page headers now use the same width and treatment across every section.</w:t>
-      </w:r>
-    </w:p>
-    <w:p>
-      <w:pPr>
-        <w:spacing w:after="320"/>
+        <w:spacing w:after="160"/>
       </w:pPr>
       <w:r>
         <w:rPr>
@@ -1237,7 +1180,7 @@
           <w:color w:val="1E2F42"/>
           <w:sz w:val="22"/>
         </w:rPr>
-        <w:t>The portal is your destination for comms. It's designed to reduce questions, maximize efficiency, and keep the resources you need always easy to find.</w:t>
+        <w:t>The portal is your destination for comms. It's built to reduce questions, cut friction, and keep the resources you need easy to find.</w:t>
       </w:r>
     </w:p>
     <w:p>
@@ -1257,7 +1200,7 @@
           <w:color w:val="1E2F42"/>
           <w:sz w:val="22"/>
         </w:rPr>
-        <w:t>The portal is linked in Teams, so you can jump over without breaking your workflow. For anything comms — that's what the portal is for.</w:t>
+        <w:t>The portal is linked in Teams, so you can jump over without breaking your workflow. For anything comms, that's what the portal is for.</w:t>
       </w:r>
     </w:p>
     <w:p>
@@ -1332,7 +1275,7 @@
           <w:color w:val="1E2F42"/>
           <w:sz w:val="22"/>
         </w:rPr>
-        <w:t>Watch your inbox for the launch date and calendar invite — it's coming shortly.</w:t>
+        <w:t>Watch your inbox for the launch date and calendar invite. Coming shortly.</w:t>
       </w:r>
     </w:p>
     <w:p>
@@ -1360,7 +1303,7 @@
           <w:color w:val="1E2F42"/>
           <w:sz w:val="22"/>
         </w:rPr>
-        <w:t>Bring your questions to the launch walkthrough — we'll tour every section, show off the new self-service features, and get your team set up.</w:t>
+        <w:t>Bring your questions to the walkthrough. We'll tour every section, demo the new Calendar, and get your team set up.</w:t>
       </w:r>
     </w:p>
     <w:p>
@@ -1389,7 +1332,7 @@
           <w:color w:val="1E2F42"/>
           <w:sz w:val="22"/>
         </w:rPr>
-        <w:t>The Communications Portal is your one-stop shop for anything comms — built to reduce questions, maximize efficiency, and keep the resources you need always easy to find. See you at the walkthrough.</w:t>
+        <w:t>See you at the walkthrough.</w:t>
       </w:r>
     </w:p>
     <w:p>
